--- a/Collatio/6/1. Textos/2. Limpios/6-B.docx
+++ b/Collatio/6/1. Textos/2. Limpios/6-B.docx
@@ -1,29 +1,776 @@
 
 <file path=word/document.xml><?xml version="1.0" encoding="utf-8"?>
-<w:document xmlns:wpc="http://schemas.microsoft.com/office/word/2010/wordprocessingCanvas" xmlns:cx="http://schemas.microsoft.com/office/drawing/2014/chartex" xmlns:cx1="http://schemas.microsoft.com/office/drawing/2015/9/8/chartex" xmlns:cx2="http://schemas.microsoft.com/office/drawing/2015/10/21/chartex" xmlns:cx3="http://schemas.microsoft.com/office/drawing/2016/5/9/chartex" xmlns:cx4="http://schemas.microsoft.com/office/drawing/2016/5/10/chartex" xmlns:cx5="http://schemas.microsoft.com/office/drawing/2016/5/11/chartex" xmlns:cx6="http://schemas.microsoft.com/office/drawing/2016/5/12/chartex" xmlns:cx7="http://schemas.microsoft.com/office/drawing/2016/5/13/chartex" xmlns:cx8="http://schemas.microsoft.com/office/drawing/2016/5/14/chartex" xmlns:mc="http://schemas.openxmlformats.org/markup-compatibility/2006" xmlns:aink="http://schemas.microsoft.com/office/drawing/2016/ink" xmlns:am3d="http://schemas.microsoft.com/office/drawing/2017/model3d" xmlns:o="urn:schemas-microsoft-com:office:office" xmlns:oel="http://schemas.microsoft.com/office/2019/extlst" xmlns:r="http://schemas.openxmlformats.org/officeDocument/2006/relationships" xmlns:m="http://schemas.openxmlformats.org/officeDocument/2006/math" xmlns:v="urn:schemas-microsoft-com:vml" xmlns:wp14="http://schemas.microsoft.com/office/word/2010/wordprocessingDrawing" xmlns:wp="http://schemas.openxmlformats.org/drawingml/2006/wordprocessingDrawing" xmlns:w10="urn:schemas-microsoft-com:office:word" xmlns:w="http://schemas.openxmlformats.org/wordprocessingml/2006/main" xmlns:w14="http://schemas.microsoft.com/office/word/2010/wordml" xmlns:w15="http://schemas.microsoft.com/office/word/2012/wordml" xmlns:w16cex="http://schemas.microsoft.com/office/word/2018/wordml/cex" xmlns:w16cid="http://schemas.microsoft.com/office/word/2016/wordml/cid" xmlns:w16="http://schemas.microsoft.com/office/word/2018/wordml" xmlns:w16sdtdh="http://schemas.microsoft.com/office/word/2020/wordml/sdtdatahash" xmlns:w16se="http://schemas.microsoft.com/office/word/2015/wordml/symex" xmlns:wpg="http://schemas.microsoft.com/office/word/2010/wordprocessingGroup" xmlns:wpi="http://schemas.microsoft.com/office/word/2010/wordprocessingInk" xmlns:wne="http://schemas.microsoft.com/office/word/2006/wordml" xmlns:wps="http://schemas.microsoft.com/office/word/2010/wordprocessingShape" mc:Ignorable="w14 w15 w16se w16cid w16 w16cex w16sdtdh wp14">
+<w:document xmlns:wpc="http://schemas.microsoft.com/office/word/2010/wordprocessingCanvas" xmlns:cx="http://schemas.microsoft.com/office/drawing/2014/chartex" xmlns:cx1="http://schemas.microsoft.com/office/drawing/2015/9/8/chartex" xmlns:cx2="http://schemas.microsoft.com/office/drawing/2015/10/21/chartex" xmlns:cx3="http://schemas.microsoft.com/office/drawing/2016/5/9/chartex" xmlns:cx4="http://schemas.microsoft.com/office/drawing/2016/5/10/chartex" xmlns:cx5="http://schemas.microsoft.com/office/drawing/2016/5/11/chartex" xmlns:cx6="http://schemas.microsoft.com/office/drawing/2016/5/12/chartex" xmlns:cx7="http://schemas.microsoft.com/office/drawing/2016/5/13/chartex" xmlns:cx8="http://schemas.microsoft.com/office/drawing/2016/5/14/chartex" xmlns:mc="http://schemas.openxmlformats.org/markup-compatibility/2006" xmlns:aink="http://schemas.microsoft.com/office/drawing/2016/ink" xmlns:am3d="http://schemas.microsoft.com/office/drawing/2017/model3d" xmlns:o="urn:schemas-microsoft-com:office:office" xmlns:oel="http://schemas.microsoft.com/office/2019/extlst" xmlns:r="http://schemas.openxmlformats.org/officeDocument/2006/relationships" xmlns:m="http://schemas.openxmlformats.org/officeDocument/2006/math" xmlns:v="urn:schemas-microsoft-com:vml" xmlns:wp14="http://schemas.microsoft.com/office/word/2010/wordprocessingDrawing" xmlns:wp="http://schemas.openxmlformats.org/drawingml/2006/wordprocessingDrawing" xmlns:w10="urn:schemas-microsoft-com:office:word" xmlns:w="http://schemas.openxmlformats.org/wordprocessingml/2006/main" xmlns:w14="http://schemas.microsoft.com/office/word/2010/wordml" xmlns:w15="http://schemas.microsoft.com/office/word/2012/wordml" xmlns:w16cex="http://schemas.microsoft.com/office/word/2018/wordml/cex" xmlns:w16cid="http://schemas.microsoft.com/office/word/2016/wordml/cid" xmlns:w16="http://schemas.microsoft.com/office/word/2018/wordml" xmlns:w16du="http://schemas.microsoft.com/office/word/2023/wordml/word16du" xmlns:w16sdtdh="http://schemas.microsoft.com/office/word/2020/wordml/sdtdatahash" xmlns:w16sdtfl="http://schemas.microsoft.com/office/word/2024/wordml/sdtformatlock" xmlns:w16se="http://schemas.microsoft.com/office/word/2015/wordml/symex" xmlns:wpg="http://schemas.microsoft.com/office/word/2010/wordprocessingGroup" xmlns:wpi="http://schemas.microsoft.com/office/word/2010/wordprocessingInk" xmlns:wne="http://schemas.microsoft.com/office/word/2006/wordml" xmlns:wps="http://schemas.microsoft.com/office/word/2010/wordprocessingShape" mc:Ignorable="w14 w15 w16se w16cid w16 w16cex w16sdtdh w16sdtfl w16du wp14">
   <w:body>
     <w:p>
       <w:pPr>
         <w:rPr>
+          <w:rFonts w:ascii="Brill" w:hAnsi="Brill"/>
           <w:lang w:val="es-ES"/>
         </w:rPr>
       </w:pPr>
-      <w:proofErr w:type="spellStart"/>
-      <w:r>
-        <w:rPr>
+      <w:r>
+        <w:rPr>
+          <w:rFonts w:ascii="Brill" w:hAnsi="Brill"/>
           <w:lang w:val="es-ES"/>
         </w:rPr>
         <w:t>D</w:t>
       </w:r>
       <w:r>
         <w:rPr>
-          <w:lang w:val="es-ES"/>
-        </w:rPr>
-        <w:t>ixo</w:t>
-      </w:r>
-      <w:proofErr w:type="spellEnd"/>
-      <w:r>
-        <w:rPr>
+          <w:rFonts w:ascii="Brill" w:hAnsi="Brill"/>
+          <w:lang w:val="es-ES"/>
+        </w:rPr>
+        <w:t xml:space="preserve">ixo el </w:t>
+      </w:r>
+      <w:proofErr w:type="spellStart"/>
+      <w:r>
+        <w:rPr>
+          <w:rFonts w:ascii="Brill" w:hAnsi="Brill"/>
+          <w:lang w:val="es-ES"/>
+        </w:rPr>
+        <w:t>dicipulo</w:t>
+      </w:r>
+      <w:proofErr w:type="spellEnd"/>
+      <w:r>
+        <w:rPr>
+          <w:rFonts w:ascii="Brill" w:hAnsi="Brill"/>
+          <w:lang w:val="es-ES"/>
+        </w:rPr>
+        <w:t xml:space="preserve"> maestro ruego te que me digas </w:t>
+      </w:r>
+      <w:proofErr w:type="spellStart"/>
+      <w:r>
+        <w:rPr>
+          <w:rFonts w:ascii="Brill" w:hAnsi="Brill"/>
+          <w:lang w:val="es-ES"/>
+        </w:rPr>
+        <w:t>por que</w:t>
+      </w:r>
+      <w:proofErr w:type="spellEnd"/>
+      <w:r>
+        <w:rPr>
+          <w:rFonts w:ascii="Brill" w:hAnsi="Brill"/>
+          <w:lang w:val="es-ES"/>
+        </w:rPr>
+        <w:t xml:space="preserve"> </w:t>
+      </w:r>
+      <w:proofErr w:type="spellStart"/>
+      <w:r>
+        <w:rPr>
+          <w:rFonts w:ascii="Brill" w:hAnsi="Brill"/>
+          <w:lang w:val="es-ES"/>
+        </w:rPr>
+        <w:t>razon</w:t>
+      </w:r>
+      <w:proofErr w:type="spellEnd"/>
+      <w:r>
+        <w:rPr>
+          <w:rFonts w:ascii="Brill" w:hAnsi="Brill"/>
+          <w:lang w:val="es-ES"/>
+        </w:rPr>
+        <w:t xml:space="preserve"> es la </w:t>
+      </w:r>
+      <w:proofErr w:type="spellStart"/>
+      <w:r>
+        <w:rPr>
+          <w:rFonts w:ascii="Brill" w:hAnsi="Brill"/>
+          <w:lang w:val="es-ES"/>
+        </w:rPr>
+        <w:t>trinidat</w:t>
+      </w:r>
+      <w:proofErr w:type="spellEnd"/>
+      <w:r>
+        <w:rPr>
+          <w:rFonts w:ascii="Brill" w:hAnsi="Brill"/>
+          <w:lang w:val="es-ES"/>
+        </w:rPr>
+        <w:t xml:space="preserve"> de tres personas e non de </w:t>
+      </w:r>
+      <w:proofErr w:type="spellStart"/>
+      <w:r>
+        <w:rPr>
+          <w:rFonts w:ascii="Brill" w:hAnsi="Brill"/>
+          <w:lang w:val="es-ES"/>
+        </w:rPr>
+        <w:t>mas</w:t>
+      </w:r>
+      <w:proofErr w:type="spellEnd"/>
+      <w:r>
+        <w:rPr>
+          <w:rFonts w:ascii="Brill" w:hAnsi="Brill"/>
+          <w:lang w:val="es-ES"/>
+        </w:rPr>
+        <w:t xml:space="preserve"> cuenta nin de menos </w:t>
+      </w:r>
+      <w:proofErr w:type="spellStart"/>
+      <w:r>
+        <w:rPr>
+          <w:rFonts w:ascii="Brill" w:hAnsi="Brill"/>
+          <w:lang w:val="es-ES"/>
+        </w:rPr>
+        <w:t>respondio</w:t>
+      </w:r>
+      <w:proofErr w:type="spellEnd"/>
+      <w:r>
+        <w:rPr>
+          <w:rFonts w:ascii="Brill" w:hAnsi="Brill"/>
+          <w:lang w:val="es-ES"/>
+        </w:rPr>
+        <w:t xml:space="preserve"> el maestro alta pregunta me has fecho e quiero yo responder a ella lo mejor que yo </w:t>
+      </w:r>
+      <w:proofErr w:type="spellStart"/>
+      <w:r>
+        <w:rPr>
+          <w:rFonts w:ascii="Brill" w:hAnsi="Brill"/>
+          <w:lang w:val="es-ES"/>
+        </w:rPr>
+        <w:t>podier</w:t>
+      </w:r>
+      <w:proofErr w:type="spellEnd"/>
+      <w:r>
+        <w:rPr>
+          <w:rFonts w:ascii="Brill" w:hAnsi="Brill"/>
+          <w:lang w:val="es-ES"/>
+        </w:rPr>
+        <w:t xml:space="preserve"> e </w:t>
+      </w:r>
+      <w:proofErr w:type="spellStart"/>
+      <w:r>
+        <w:rPr>
+          <w:rFonts w:ascii="Brill" w:hAnsi="Brill"/>
+          <w:lang w:val="es-ES"/>
+        </w:rPr>
+        <w:t>sopiere</w:t>
+      </w:r>
+      <w:proofErr w:type="spellEnd"/>
+      <w:r>
+        <w:rPr>
+          <w:rFonts w:ascii="Brill" w:hAnsi="Brill"/>
+          <w:lang w:val="es-ES"/>
+        </w:rPr>
+        <w:t xml:space="preserve"> sepas que la </w:t>
+      </w:r>
+      <w:proofErr w:type="spellStart"/>
+      <w:r>
+        <w:rPr>
+          <w:rFonts w:ascii="Brill" w:hAnsi="Brill"/>
+          <w:lang w:val="es-ES"/>
+        </w:rPr>
+        <w:t>trenidat</w:t>
+      </w:r>
+      <w:proofErr w:type="spellEnd"/>
+      <w:r>
+        <w:rPr>
+          <w:rFonts w:ascii="Brill" w:hAnsi="Brill"/>
+          <w:lang w:val="es-ES"/>
+        </w:rPr>
+        <w:t xml:space="preserve"> que son tres personas e encierran se en un dios pues que tres personas se encierran en un dios </w:t>
+      </w:r>
+      <w:proofErr w:type="spellStart"/>
+      <w:r>
+        <w:rPr>
+          <w:rFonts w:ascii="Brill" w:hAnsi="Brill"/>
+          <w:lang w:val="es-ES"/>
+        </w:rPr>
+        <w:t>quando</w:t>
+      </w:r>
+      <w:proofErr w:type="spellEnd"/>
+      <w:r>
+        <w:rPr>
+          <w:rFonts w:ascii="Brill" w:hAnsi="Brill"/>
+          <w:lang w:val="es-ES"/>
+        </w:rPr>
+        <w:t xml:space="preserve"> bien catares todas las cuentas del mundo desde uno que el primero cuento fasta en </w:t>
+      </w:r>
+      <w:proofErr w:type="spellStart"/>
+      <w:r>
+        <w:rPr>
+          <w:rFonts w:ascii="Brill" w:hAnsi="Brill"/>
+          <w:lang w:val="es-ES"/>
+        </w:rPr>
+        <w:t>mill</w:t>
+      </w:r>
+      <w:proofErr w:type="spellEnd"/>
+      <w:r>
+        <w:rPr>
+          <w:rFonts w:ascii="Brill" w:hAnsi="Brill"/>
+          <w:lang w:val="es-ES"/>
+        </w:rPr>
+        <w:t xml:space="preserve"> non fallaras que otra mientre ninguna viene a esta la fuerça d ella en un punto si non de tres e esto te quiero provar por </w:t>
+      </w:r>
+      <w:proofErr w:type="spellStart"/>
+      <w:r>
+        <w:rPr>
+          <w:rFonts w:ascii="Brill" w:hAnsi="Brill"/>
+          <w:lang w:val="es-ES"/>
+        </w:rPr>
+        <w:t>razon</w:t>
+      </w:r>
+      <w:proofErr w:type="spellEnd"/>
+      <w:r>
+        <w:rPr>
+          <w:rFonts w:ascii="Brill" w:hAnsi="Brill"/>
+          <w:lang w:val="es-ES"/>
+        </w:rPr>
+        <w:t xml:space="preserve"> que veas que es </w:t>
+      </w:r>
+      <w:proofErr w:type="spellStart"/>
+      <w:r>
+        <w:rPr>
+          <w:rFonts w:ascii="Brill" w:hAnsi="Brill"/>
+          <w:lang w:val="es-ES"/>
+        </w:rPr>
+        <w:t>asi</w:t>
+      </w:r>
+      <w:proofErr w:type="spellEnd"/>
+      <w:r>
+        <w:rPr>
+          <w:rFonts w:ascii="Brill" w:hAnsi="Brill"/>
+          <w:lang w:val="es-ES"/>
+        </w:rPr>
+        <w:t xml:space="preserve"> e comiença luego en el primero cuento que es una e fallaras que este uno que es señero en su cabo e si contares dos que es el segundo cuento fallaras que estos dos son </w:t>
+      </w:r>
+      <w:proofErr w:type="spellStart"/>
+      <w:r>
+        <w:rPr>
+          <w:rFonts w:ascii="Brill" w:hAnsi="Brill"/>
+          <w:lang w:val="es-ES"/>
+        </w:rPr>
+        <w:t>conpañeros</w:t>
+      </w:r>
+      <w:proofErr w:type="spellEnd"/>
+      <w:r>
+        <w:rPr>
+          <w:rFonts w:ascii="Brill" w:hAnsi="Brill"/>
+          <w:lang w:val="es-ES"/>
+        </w:rPr>
+        <w:t xml:space="preserve"> e iguales que atal es uno como otro e non </w:t>
+      </w:r>
+      <w:proofErr w:type="spellStart"/>
+      <w:r>
+        <w:rPr>
+          <w:rFonts w:ascii="Brill" w:hAnsi="Brill"/>
+          <w:lang w:val="es-ES"/>
+        </w:rPr>
+        <w:t>saberas</w:t>
+      </w:r>
+      <w:proofErr w:type="spellEnd"/>
+      <w:r>
+        <w:rPr>
+          <w:rFonts w:ascii="Brill" w:hAnsi="Brill"/>
+          <w:lang w:val="es-ES"/>
+        </w:rPr>
+        <w:t xml:space="preserve"> en </w:t>
+      </w:r>
+      <w:proofErr w:type="spellStart"/>
+      <w:r>
+        <w:rPr>
+          <w:rFonts w:ascii="Brill" w:hAnsi="Brill"/>
+          <w:lang w:val="es-ES"/>
+        </w:rPr>
+        <w:t>qual</w:t>
+      </w:r>
+      <w:proofErr w:type="spellEnd"/>
+      <w:r>
+        <w:rPr>
+          <w:rFonts w:ascii="Brill" w:hAnsi="Brill"/>
+          <w:lang w:val="es-ES"/>
+        </w:rPr>
+        <w:t xml:space="preserve"> </w:t>
+      </w:r>
+      <w:proofErr w:type="spellStart"/>
+      <w:r>
+        <w:rPr>
+          <w:rFonts w:ascii="Brill" w:hAnsi="Brill"/>
+          <w:lang w:val="es-ES"/>
+        </w:rPr>
+        <w:t>escomençar</w:t>
+      </w:r>
+      <w:proofErr w:type="spellEnd"/>
+      <w:r>
+        <w:rPr>
+          <w:rFonts w:ascii="Brill" w:hAnsi="Brill"/>
+          <w:lang w:val="es-ES"/>
+        </w:rPr>
+        <w:t xml:space="preserve"> que tan bien </w:t>
+      </w:r>
+      <w:proofErr w:type="spellStart"/>
+      <w:r>
+        <w:rPr>
+          <w:rFonts w:ascii="Brill" w:hAnsi="Brill"/>
+          <w:lang w:val="es-ES"/>
+        </w:rPr>
+        <w:t>començaras</w:t>
+      </w:r>
+      <w:proofErr w:type="spellEnd"/>
+      <w:r>
+        <w:rPr>
+          <w:rFonts w:ascii="Brill" w:hAnsi="Brill"/>
+          <w:lang w:val="es-ES"/>
+        </w:rPr>
+        <w:t xml:space="preserve"> en el uno como en el otro pues ve al tercero cuento que son tres fallaras en el cuento de tres que aquel que </w:t>
+      </w:r>
+      <w:proofErr w:type="spellStart"/>
+      <w:r>
+        <w:rPr>
+          <w:rFonts w:ascii="Brill" w:hAnsi="Brill"/>
+          <w:lang w:val="es-ES"/>
+        </w:rPr>
+        <w:t>esta</w:t>
+      </w:r>
+      <w:proofErr w:type="spellEnd"/>
+      <w:r>
+        <w:rPr>
+          <w:rFonts w:ascii="Brill" w:hAnsi="Brill"/>
+          <w:lang w:val="es-ES"/>
+        </w:rPr>
+        <w:t xml:space="preserve"> en medio faz al uno que sea comienço e al otro que sea cabo tal es la </w:t>
+      </w:r>
+      <w:proofErr w:type="spellStart"/>
+      <w:r>
+        <w:rPr>
+          <w:rFonts w:ascii="Brill" w:hAnsi="Brill"/>
+          <w:lang w:val="es-ES"/>
+        </w:rPr>
+        <w:t>trenidat</w:t>
+      </w:r>
+      <w:proofErr w:type="spellEnd"/>
+      <w:r>
+        <w:rPr>
+          <w:rFonts w:ascii="Brill" w:hAnsi="Brill"/>
+          <w:lang w:val="es-ES"/>
+        </w:rPr>
+        <w:t xml:space="preserve"> ca el padre es comienço e el </w:t>
+      </w:r>
+      <w:proofErr w:type="spellStart"/>
+      <w:r>
+        <w:rPr>
+          <w:rFonts w:ascii="Brill" w:hAnsi="Brill"/>
+          <w:lang w:val="es-ES"/>
+        </w:rPr>
+        <w:t>espiritu</w:t>
+      </w:r>
+      <w:proofErr w:type="spellEnd"/>
+      <w:r>
+        <w:rPr>
+          <w:rFonts w:ascii="Brill" w:hAnsi="Brill"/>
+          <w:lang w:val="es-ES"/>
+        </w:rPr>
+        <w:t xml:space="preserve"> santo es el de medio </w:t>
+      </w:r>
+      <w:proofErr w:type="spellStart"/>
+      <w:r>
+        <w:rPr>
+          <w:rFonts w:ascii="Brill" w:hAnsi="Brill"/>
+          <w:lang w:val="es-ES"/>
+        </w:rPr>
+        <w:t>e</w:t>
+      </w:r>
+      <w:proofErr w:type="spellEnd"/>
+      <w:r>
+        <w:rPr>
+          <w:rFonts w:ascii="Brill" w:hAnsi="Brill"/>
+          <w:lang w:val="es-ES"/>
+        </w:rPr>
+        <w:t xml:space="preserve"> el fijo es el tercero pues ve agora el cuento de </w:t>
+      </w:r>
+      <w:proofErr w:type="spellStart"/>
+      <w:r>
+        <w:rPr>
+          <w:rFonts w:ascii="Brill" w:hAnsi="Brill"/>
+          <w:lang w:val="es-ES"/>
+        </w:rPr>
+        <w:t>quatro</w:t>
+      </w:r>
+      <w:proofErr w:type="spellEnd"/>
+      <w:r>
+        <w:rPr>
+          <w:rFonts w:ascii="Brill" w:hAnsi="Brill"/>
+          <w:lang w:val="es-ES"/>
+        </w:rPr>
+        <w:t xml:space="preserve"> e fallaras que non puede venir a este cuento ca en el cuento de </w:t>
+      </w:r>
+      <w:proofErr w:type="spellStart"/>
+      <w:r>
+        <w:rPr>
+          <w:rFonts w:ascii="Brill" w:hAnsi="Brill"/>
+          <w:lang w:val="es-ES"/>
+        </w:rPr>
+        <w:t>quatro</w:t>
+      </w:r>
+      <w:proofErr w:type="spellEnd"/>
+      <w:r>
+        <w:rPr>
+          <w:rFonts w:ascii="Brill" w:hAnsi="Brill"/>
+          <w:lang w:val="es-ES"/>
+        </w:rPr>
+        <w:t xml:space="preserve"> son dos primeros e dos postremeros pues si </w:t>
+      </w:r>
+      <w:proofErr w:type="spellStart"/>
+      <w:r>
+        <w:rPr>
+          <w:rFonts w:ascii="Brill" w:hAnsi="Brill"/>
+          <w:lang w:val="es-ES"/>
+        </w:rPr>
+        <w:t>depues</w:t>
+      </w:r>
+      <w:proofErr w:type="spellEnd"/>
+      <w:r>
+        <w:rPr>
+          <w:rFonts w:ascii="Brill" w:hAnsi="Brill"/>
+          <w:lang w:val="es-ES"/>
+        </w:rPr>
+        <w:t xml:space="preserve"> quisieres fazer medianos </w:t>
+      </w:r>
+      <w:proofErr w:type="spellStart"/>
+      <w:r>
+        <w:rPr>
+          <w:rFonts w:ascii="Brill" w:hAnsi="Brill"/>
+          <w:lang w:val="es-ES"/>
+        </w:rPr>
+        <w:t>averas</w:t>
+      </w:r>
+      <w:proofErr w:type="spellEnd"/>
+      <w:r>
+        <w:rPr>
+          <w:rFonts w:ascii="Brill" w:hAnsi="Brill"/>
+          <w:lang w:val="es-ES"/>
+        </w:rPr>
+        <w:t xml:space="preserve"> y a poner dos o uno e si </w:t>
+      </w:r>
+      <w:proofErr w:type="spellStart"/>
+      <w:r>
+        <w:rPr>
+          <w:rFonts w:ascii="Brill" w:hAnsi="Brill"/>
+          <w:lang w:val="es-ES"/>
+        </w:rPr>
+        <w:t>posieres</w:t>
+      </w:r>
+      <w:proofErr w:type="spellEnd"/>
+      <w:r>
+        <w:rPr>
+          <w:rFonts w:ascii="Brill" w:hAnsi="Brill"/>
+          <w:lang w:val="es-ES"/>
+        </w:rPr>
+        <w:t xml:space="preserve"> uno fincaran uno en el comienço e dos en el cabo e en esta guisa </w:t>
+      </w:r>
+      <w:proofErr w:type="spellStart"/>
+      <w:r>
+        <w:rPr>
+          <w:rFonts w:ascii="Brill" w:hAnsi="Brill"/>
+          <w:lang w:val="es-ES"/>
+        </w:rPr>
+        <w:t>vernia</w:t>
+      </w:r>
+      <w:proofErr w:type="spellEnd"/>
+      <w:r>
+        <w:rPr>
+          <w:rFonts w:ascii="Brill" w:hAnsi="Brill"/>
+          <w:lang w:val="es-ES"/>
+        </w:rPr>
+        <w:t xml:space="preserve"> la cuenta desigual ca non </w:t>
+      </w:r>
+      <w:proofErr w:type="spellStart"/>
+      <w:r>
+        <w:rPr>
+          <w:rFonts w:ascii="Brill" w:hAnsi="Brill"/>
+          <w:lang w:val="es-ES"/>
+        </w:rPr>
+        <w:t>saberias</w:t>
+      </w:r>
+      <w:proofErr w:type="spellEnd"/>
+      <w:r>
+        <w:rPr>
+          <w:rFonts w:ascii="Brill" w:hAnsi="Brill"/>
+          <w:lang w:val="es-ES"/>
+        </w:rPr>
+        <w:t xml:space="preserve"> en </w:t>
+      </w:r>
+      <w:proofErr w:type="spellStart"/>
+      <w:r>
+        <w:rPr>
+          <w:rFonts w:ascii="Brill" w:hAnsi="Brill"/>
+          <w:lang w:val="es-ES"/>
+        </w:rPr>
+        <w:t>qual</w:t>
+      </w:r>
+      <w:proofErr w:type="spellEnd"/>
+      <w:r>
+        <w:rPr>
+          <w:rFonts w:ascii="Brill" w:hAnsi="Brill"/>
+          <w:lang w:val="es-ES"/>
+        </w:rPr>
+        <w:t xml:space="preserve"> de aquellos dos tomases medio ca si lo tomases en el primero de aquellos dos que </w:t>
+      </w:r>
+      <w:proofErr w:type="spellStart"/>
+      <w:r>
+        <w:rPr>
+          <w:rFonts w:ascii="Brill" w:hAnsi="Brill"/>
+          <w:lang w:val="es-ES"/>
+        </w:rPr>
+        <w:t>estan</w:t>
+      </w:r>
+      <w:proofErr w:type="spellEnd"/>
+      <w:r>
+        <w:rPr>
+          <w:rFonts w:ascii="Brill" w:hAnsi="Brill"/>
+          <w:lang w:val="es-ES"/>
+        </w:rPr>
+        <w:t xml:space="preserve"> en medio </w:t>
+      </w:r>
+      <w:proofErr w:type="spellStart"/>
+      <w:r>
+        <w:rPr>
+          <w:rFonts w:ascii="Brill" w:hAnsi="Brill"/>
+          <w:lang w:val="es-ES"/>
+        </w:rPr>
+        <w:t>fincava</w:t>
+      </w:r>
+      <w:proofErr w:type="spellEnd"/>
+      <w:r>
+        <w:rPr>
+          <w:rFonts w:ascii="Brill" w:hAnsi="Brill"/>
+          <w:lang w:val="es-ES"/>
+        </w:rPr>
+        <w:t xml:space="preserve"> el primero en su cabo e dos para encima e </w:t>
+      </w:r>
+      <w:proofErr w:type="spellStart"/>
+      <w:r>
+        <w:rPr>
+          <w:rFonts w:ascii="Brill" w:hAnsi="Brill"/>
+          <w:lang w:val="es-ES"/>
+        </w:rPr>
+        <w:t>asi</w:t>
+      </w:r>
+      <w:proofErr w:type="spellEnd"/>
+      <w:r>
+        <w:rPr>
+          <w:rFonts w:ascii="Brill" w:hAnsi="Brill"/>
+          <w:lang w:val="es-ES"/>
+        </w:rPr>
+        <w:t xml:space="preserve"> non era la cuenta igual </w:t>
+      </w:r>
+      <w:proofErr w:type="spellStart"/>
+      <w:r>
+        <w:rPr>
+          <w:rFonts w:ascii="Brill" w:hAnsi="Brill"/>
+          <w:lang w:val="es-ES"/>
+        </w:rPr>
+        <w:t>e</w:t>
+      </w:r>
+      <w:proofErr w:type="spellEnd"/>
+      <w:r>
+        <w:rPr>
+          <w:rFonts w:ascii="Brill" w:hAnsi="Brill"/>
+          <w:lang w:val="es-ES"/>
+        </w:rPr>
+        <w:t xml:space="preserve"> bien </w:t>
+      </w:r>
+      <w:proofErr w:type="spellStart"/>
+      <w:r>
+        <w:rPr>
+          <w:rFonts w:ascii="Brill" w:hAnsi="Brill"/>
+          <w:lang w:val="es-ES"/>
+        </w:rPr>
+        <w:t>asi</w:t>
+      </w:r>
+      <w:proofErr w:type="spellEnd"/>
+      <w:r>
+        <w:rPr>
+          <w:rFonts w:ascii="Brill" w:hAnsi="Brill"/>
+          <w:lang w:val="es-ES"/>
+        </w:rPr>
+        <w:t xml:space="preserve"> por esta misma </w:t>
+      </w:r>
+      <w:proofErr w:type="spellStart"/>
+      <w:r>
+        <w:rPr>
+          <w:rFonts w:ascii="Brill" w:hAnsi="Brill"/>
+          <w:lang w:val="es-ES"/>
+        </w:rPr>
+        <w:t>razon</w:t>
+      </w:r>
+      <w:proofErr w:type="spellEnd"/>
+      <w:r>
+        <w:rPr>
+          <w:rFonts w:ascii="Brill" w:hAnsi="Brill"/>
+          <w:lang w:val="es-ES"/>
+        </w:rPr>
+        <w:t xml:space="preserve"> seria </w:t>
+      </w:r>
+      <w:proofErr w:type="spellStart"/>
+      <w:r>
+        <w:rPr>
+          <w:rFonts w:ascii="Brill" w:hAnsi="Brill"/>
+          <w:lang w:val="es-ES"/>
+        </w:rPr>
+        <w:t>desigualdat</w:t>
+      </w:r>
+      <w:proofErr w:type="spellEnd"/>
+      <w:r>
+        <w:rPr>
+          <w:rFonts w:ascii="Brill" w:hAnsi="Brill"/>
+          <w:lang w:val="es-ES"/>
+        </w:rPr>
+        <w:t xml:space="preserve"> en todos los otros cuentos salvo en este de tres e por eso dixo </w:t>
+      </w:r>
+      <w:proofErr w:type="spellStart"/>
+      <w:r>
+        <w:rPr>
+          <w:rFonts w:ascii="Brill" w:hAnsi="Brill"/>
+          <w:lang w:val="es-ES"/>
+        </w:rPr>
+        <w:t>Abraan</w:t>
+      </w:r>
+      <w:proofErr w:type="spellEnd"/>
+      <w:r>
+        <w:rPr>
+          <w:rFonts w:ascii="Brill" w:hAnsi="Brill"/>
+          <w:lang w:val="es-ES"/>
+        </w:rPr>
+        <w:t xml:space="preserve"> vi tres e uno adore e non </w:t>
+      </w:r>
+      <w:proofErr w:type="spellStart"/>
+      <w:r>
+        <w:rPr>
+          <w:rFonts w:ascii="Brill" w:hAnsi="Brill"/>
+          <w:lang w:val="es-ES"/>
+        </w:rPr>
+        <w:t>dezia</w:t>
+      </w:r>
+      <w:proofErr w:type="spellEnd"/>
+      <w:r>
+        <w:rPr>
+          <w:rFonts w:ascii="Brill" w:hAnsi="Brill"/>
+          <w:lang w:val="es-ES"/>
+        </w:rPr>
+        <w:t xml:space="preserve"> esto </w:t>
+      </w:r>
+      <w:proofErr w:type="spellStart"/>
+      <w:r>
+        <w:rPr>
+          <w:rFonts w:ascii="Brill" w:hAnsi="Brill"/>
+          <w:lang w:val="es-ES"/>
+        </w:rPr>
+        <w:t>Abraan</w:t>
+      </w:r>
+      <w:proofErr w:type="spellEnd"/>
+      <w:r>
+        <w:rPr>
+          <w:rFonts w:ascii="Brill" w:hAnsi="Brill"/>
+          <w:lang w:val="es-ES"/>
+        </w:rPr>
+        <w:t xml:space="preserve"> por </w:t>
+      </w:r>
+      <w:proofErr w:type="spellStart"/>
+      <w:r>
+        <w:rPr>
+          <w:rFonts w:ascii="Brill" w:hAnsi="Brill"/>
+          <w:lang w:val="es-ES"/>
+        </w:rPr>
+        <w:t>qu</w:t>
+      </w:r>
+      <w:proofErr w:type="spellEnd"/>
+      <w:r>
+        <w:rPr>
+          <w:rFonts w:ascii="Brill" w:hAnsi="Brill"/>
+          <w:lang w:val="es-ES"/>
+        </w:rPr>
+        <w:t xml:space="preserve"> el preciase aquel uno e despreciase a los otros </w:t>
+      </w:r>
+      <w:proofErr w:type="spellStart"/>
+      <w:r>
+        <w:rPr>
+          <w:rFonts w:ascii="Brill" w:hAnsi="Brill"/>
+          <w:lang w:val="es-ES"/>
+        </w:rPr>
+        <w:t>mas</w:t>
+      </w:r>
+      <w:proofErr w:type="spellEnd"/>
+      <w:r>
+        <w:rPr>
+          <w:rFonts w:ascii="Brill" w:hAnsi="Brill"/>
+          <w:lang w:val="es-ES"/>
+        </w:rPr>
+        <w:t xml:space="preserve"> adorando a uno </w:t>
+      </w:r>
+      <w:proofErr w:type="spellStart"/>
+      <w:r>
+        <w:rPr>
+          <w:rFonts w:ascii="Brill" w:hAnsi="Brill"/>
+          <w:lang w:val="es-ES"/>
+        </w:rPr>
+        <w:t>adorava</w:t>
+      </w:r>
+      <w:proofErr w:type="spellEnd"/>
+      <w:r>
+        <w:rPr>
+          <w:rFonts w:ascii="Brill" w:hAnsi="Brill"/>
+          <w:lang w:val="es-ES"/>
+        </w:rPr>
+        <w:t xml:space="preserve"> a todos tres </w:t>
+      </w:r>
+      <w:proofErr w:type="spellStart"/>
+      <w:r>
+        <w:rPr>
+          <w:rFonts w:ascii="Brill" w:hAnsi="Brill"/>
+          <w:lang w:val="es-ES"/>
+        </w:rPr>
+        <w:t>asi</w:t>
+      </w:r>
+      <w:proofErr w:type="spellEnd"/>
+      <w:r>
+        <w:rPr>
+          <w:rFonts w:ascii="Brill" w:hAnsi="Brill"/>
+          <w:lang w:val="es-ES"/>
+        </w:rPr>
+        <w:t xml:space="preserve"> como la </w:t>
+      </w:r>
+      <w:proofErr w:type="spellStart"/>
+      <w:r>
+        <w:rPr>
+          <w:rFonts w:ascii="Brill" w:hAnsi="Brill"/>
+          <w:lang w:val="es-ES"/>
+        </w:rPr>
+        <w:t>trinidat</w:t>
+      </w:r>
+      <w:proofErr w:type="spellEnd"/>
+      <w:r>
+        <w:rPr>
+          <w:rFonts w:ascii="Brill" w:hAnsi="Brill"/>
+          <w:lang w:val="es-ES"/>
+        </w:rPr>
+        <w:t xml:space="preserve"> de tres personas se encierra todo en un dios ca el padre es fazedor e criador e comienço de todo e el fijo es </w:t>
+      </w:r>
+      <w:proofErr w:type="spellStart"/>
+      <w:r>
+        <w:rPr>
+          <w:rFonts w:ascii="Brill" w:hAnsi="Brill"/>
+          <w:lang w:val="es-ES"/>
+        </w:rPr>
+        <w:t>redemidor</w:t>
+      </w:r>
+      <w:proofErr w:type="spellEnd"/>
+      <w:r>
+        <w:rPr>
+          <w:rFonts w:ascii="Brill" w:hAnsi="Brill"/>
+          <w:lang w:val="es-ES"/>
+        </w:rPr>
+        <w:t xml:space="preserve"> e salvador del mundo </w:t>
+      </w:r>
+      <w:proofErr w:type="spellStart"/>
+      <w:r>
+        <w:rPr>
+          <w:rFonts w:ascii="Brill" w:hAnsi="Brill"/>
+          <w:lang w:val="es-ES"/>
+        </w:rPr>
+        <w:t>e</w:t>
+      </w:r>
+      <w:proofErr w:type="spellEnd"/>
+      <w:r>
+        <w:rPr>
+          <w:rFonts w:ascii="Brill" w:hAnsi="Brill"/>
           <w:lang w:val="es-ES"/>
         </w:rPr>
         <w:t xml:space="preserve"> el </w:t>
@@ -31,48 +778,55 @@
       <w:proofErr w:type="spellStart"/>
       <w:r>
         <w:rPr>
-          <w:lang w:val="es-ES"/>
-        </w:rPr>
-        <w:t>dicipulo</w:t>
-      </w:r>
-      <w:proofErr w:type="spellEnd"/>
-      <w:r>
-        <w:rPr>
-          <w:lang w:val="es-ES"/>
-        </w:rPr>
-        <w:t xml:space="preserve"> maestro ruego te que me digas </w:t>
-      </w:r>
-      <w:proofErr w:type="spellStart"/>
-      <w:r>
-        <w:rPr>
-          <w:lang w:val="es-ES"/>
-        </w:rPr>
-        <w:t>por que</w:t>
-      </w:r>
-      <w:proofErr w:type="spellEnd"/>
-      <w:r>
-        <w:rPr>
-          <w:lang w:val="es-ES"/>
-        </w:rPr>
-        <w:t xml:space="preserve"> </w:t>
-      </w:r>
-      <w:proofErr w:type="spellStart"/>
-      <w:r>
-        <w:rPr>
-          <w:lang w:val="es-ES"/>
-        </w:rPr>
-        <w:t>razon</w:t>
-      </w:r>
-      <w:proofErr w:type="spellEnd"/>
-      <w:r>
-        <w:rPr>
-          <w:lang w:val="es-ES"/>
-        </w:rPr>
-        <w:t xml:space="preserve"> es la </w:t>
-      </w:r>
-      <w:proofErr w:type="spellStart"/>
-      <w:r>
-        <w:rPr>
+          <w:rFonts w:ascii="Brill" w:hAnsi="Brill"/>
+          <w:lang w:val="es-ES"/>
+        </w:rPr>
+        <w:t>espiritu</w:t>
+      </w:r>
+      <w:proofErr w:type="spellEnd"/>
+      <w:r>
+        <w:rPr>
+          <w:rFonts w:ascii="Brill" w:hAnsi="Brill"/>
+          <w:lang w:val="es-ES"/>
+        </w:rPr>
+        <w:t xml:space="preserve"> santo es </w:t>
+      </w:r>
+      <w:proofErr w:type="spellStart"/>
+      <w:r>
+        <w:rPr>
+          <w:rFonts w:ascii="Brill" w:hAnsi="Brill"/>
+          <w:lang w:val="es-ES"/>
+        </w:rPr>
+        <w:t>alunbrador</w:t>
+      </w:r>
+      <w:proofErr w:type="spellEnd"/>
+      <w:r>
+        <w:rPr>
+          <w:rFonts w:ascii="Brill" w:hAnsi="Brill"/>
+          <w:lang w:val="es-ES"/>
+        </w:rPr>
+        <w:t xml:space="preserve"> e guardador e guiador de todas las cosas e </w:t>
+      </w:r>
+      <w:proofErr w:type="spellStart"/>
+      <w:r>
+        <w:rPr>
+          <w:rFonts w:ascii="Brill" w:hAnsi="Brill"/>
+          <w:lang w:val="es-ES"/>
+        </w:rPr>
+        <w:t>qual</w:t>
+      </w:r>
+      <w:proofErr w:type="spellEnd"/>
+      <w:r>
+        <w:rPr>
+          <w:rFonts w:ascii="Brill" w:hAnsi="Brill"/>
+          <w:lang w:val="es-ES"/>
+        </w:rPr>
+        <w:t xml:space="preserve"> es el uno e atal es el otro e por eso se encierran en un dios la </w:t>
+      </w:r>
+      <w:proofErr w:type="spellStart"/>
+      <w:r>
+        <w:rPr>
+          <w:rFonts w:ascii="Brill" w:hAnsi="Brill"/>
           <w:lang w:val="es-ES"/>
         </w:rPr>
         <w:t>trinidat</w:t>
@@ -80,832 +834,7 @@
       <w:proofErr w:type="spellEnd"/>
       <w:r>
         <w:rPr>
-          <w:lang w:val="es-ES"/>
-        </w:rPr>
-        <w:t xml:space="preserve"> de tres personas e non de </w:t>
-      </w:r>
-      <w:proofErr w:type="spellStart"/>
-      <w:r>
-        <w:rPr>
-          <w:lang w:val="es-ES"/>
-        </w:rPr>
-        <w:t>mas</w:t>
-      </w:r>
-      <w:proofErr w:type="spellEnd"/>
-      <w:r>
-        <w:rPr>
-          <w:lang w:val="es-ES"/>
-        </w:rPr>
-        <w:t xml:space="preserve"> cuenta </w:t>
-      </w:r>
-      <w:proofErr w:type="spellStart"/>
-      <w:r>
-        <w:rPr>
-          <w:lang w:val="es-ES"/>
-        </w:rPr>
-        <w:t>nin</w:t>
-      </w:r>
-      <w:proofErr w:type="spellEnd"/>
-      <w:r>
-        <w:rPr>
-          <w:lang w:val="es-ES"/>
-        </w:rPr>
-        <w:t xml:space="preserve"> de menos </w:t>
-      </w:r>
-      <w:proofErr w:type="spellStart"/>
-      <w:r>
-        <w:rPr>
-          <w:lang w:val="es-ES"/>
-        </w:rPr>
-        <w:t>respondio</w:t>
-      </w:r>
-      <w:proofErr w:type="spellEnd"/>
-      <w:r>
-        <w:rPr>
-          <w:lang w:val="es-ES"/>
-        </w:rPr>
-        <w:t xml:space="preserve"> el maestro alta pregunta me has fecho e quiero yo responder a ella lo mejor que yo </w:t>
-      </w:r>
-      <w:proofErr w:type="spellStart"/>
-      <w:r>
-        <w:rPr>
-          <w:lang w:val="es-ES"/>
-        </w:rPr>
-        <w:t>podier</w:t>
-      </w:r>
-      <w:proofErr w:type="spellEnd"/>
-      <w:r>
-        <w:rPr>
-          <w:lang w:val="es-ES"/>
-        </w:rPr>
-        <w:t xml:space="preserve"> e </w:t>
-      </w:r>
-      <w:proofErr w:type="spellStart"/>
-      <w:r>
-        <w:rPr>
-          <w:lang w:val="es-ES"/>
-        </w:rPr>
-        <w:t>sopiere</w:t>
-      </w:r>
-      <w:proofErr w:type="spellEnd"/>
-      <w:r>
-        <w:rPr>
-          <w:lang w:val="es-ES"/>
-        </w:rPr>
-        <w:t xml:space="preserve"> sepas que la </w:t>
-      </w:r>
-      <w:proofErr w:type="spellStart"/>
-      <w:r>
-        <w:rPr>
-          <w:lang w:val="es-ES"/>
-        </w:rPr>
-        <w:t>trenidat</w:t>
-      </w:r>
-      <w:proofErr w:type="spellEnd"/>
-      <w:r>
-        <w:rPr>
-          <w:lang w:val="es-ES"/>
-        </w:rPr>
-        <w:t xml:space="preserve"> que son tres personas e encierran se en un dios pues que tres personas se encierran en un dios </w:t>
-      </w:r>
-      <w:proofErr w:type="spellStart"/>
-      <w:r>
-        <w:rPr>
-          <w:lang w:val="es-ES"/>
-        </w:rPr>
-        <w:t>quando</w:t>
-      </w:r>
-      <w:proofErr w:type="spellEnd"/>
-      <w:r>
-        <w:rPr>
-          <w:lang w:val="es-ES"/>
-        </w:rPr>
-        <w:t xml:space="preserve"> bien catares todas las cuentas del mundo desde uno que el primero cuento fasta en </w:t>
-      </w:r>
-      <w:proofErr w:type="spellStart"/>
-      <w:r>
-        <w:rPr>
-          <w:lang w:val="es-ES"/>
-        </w:rPr>
-        <w:t>mill</w:t>
-      </w:r>
-      <w:proofErr w:type="spellEnd"/>
-      <w:r>
-        <w:rPr>
-          <w:lang w:val="es-ES"/>
-        </w:rPr>
-        <w:t xml:space="preserve"> non fallaras que otra mientre ninguna viene a esta la </w:t>
-      </w:r>
-      <w:proofErr w:type="spellStart"/>
-      <w:r>
-        <w:rPr>
-          <w:lang w:val="es-ES"/>
-        </w:rPr>
-        <w:t>fuerça</w:t>
-      </w:r>
-      <w:proofErr w:type="spellEnd"/>
-      <w:r>
-        <w:rPr>
-          <w:lang w:val="es-ES"/>
-        </w:rPr>
-        <w:t xml:space="preserve"> d ella en un punto si non de tres e esto te quiero </w:t>
-      </w:r>
-      <w:proofErr w:type="spellStart"/>
-      <w:r>
-        <w:rPr>
-          <w:lang w:val="es-ES"/>
-        </w:rPr>
-        <w:t>provar</w:t>
-      </w:r>
-      <w:proofErr w:type="spellEnd"/>
-      <w:r>
-        <w:rPr>
-          <w:lang w:val="es-ES"/>
-        </w:rPr>
-        <w:t xml:space="preserve"> por </w:t>
-      </w:r>
-      <w:proofErr w:type="spellStart"/>
-      <w:r>
-        <w:rPr>
-          <w:lang w:val="es-ES"/>
-        </w:rPr>
-        <w:t>razon</w:t>
-      </w:r>
-      <w:proofErr w:type="spellEnd"/>
-      <w:r>
-        <w:rPr>
-          <w:lang w:val="es-ES"/>
-        </w:rPr>
-        <w:t xml:space="preserve"> que veas que es </w:t>
-      </w:r>
-      <w:proofErr w:type="spellStart"/>
-      <w:r>
-        <w:rPr>
-          <w:lang w:val="es-ES"/>
-        </w:rPr>
-        <w:t>asi</w:t>
-      </w:r>
-      <w:proofErr w:type="spellEnd"/>
-      <w:r>
-        <w:rPr>
-          <w:lang w:val="es-ES"/>
-        </w:rPr>
-        <w:t xml:space="preserve"> e </w:t>
-      </w:r>
-      <w:proofErr w:type="spellStart"/>
-      <w:r>
-        <w:rPr>
-          <w:lang w:val="es-ES"/>
-        </w:rPr>
-        <w:t>comiença</w:t>
-      </w:r>
-      <w:proofErr w:type="spellEnd"/>
-      <w:r>
-        <w:rPr>
-          <w:lang w:val="es-ES"/>
-        </w:rPr>
-        <w:t xml:space="preserve"> luego en el primero cuento que es una e fallaras que este uno que es señero en su cabo e si contares dos que es el segundo cuento fallaras que estos dos son </w:t>
-      </w:r>
-      <w:proofErr w:type="spellStart"/>
-      <w:r>
-        <w:rPr>
-          <w:lang w:val="es-ES"/>
-        </w:rPr>
-        <w:t>conpañeros</w:t>
-      </w:r>
-      <w:proofErr w:type="spellEnd"/>
-      <w:r>
-        <w:rPr>
-          <w:lang w:val="es-ES"/>
-        </w:rPr>
-        <w:t xml:space="preserve"> e iguales que atal es uno como otro e non </w:t>
-      </w:r>
-      <w:proofErr w:type="spellStart"/>
-      <w:r>
-        <w:rPr>
-          <w:lang w:val="es-ES"/>
-        </w:rPr>
-        <w:t>saberas</w:t>
-      </w:r>
-      <w:proofErr w:type="spellEnd"/>
-      <w:r>
-        <w:rPr>
-          <w:lang w:val="es-ES"/>
-        </w:rPr>
-        <w:t xml:space="preserve"> en </w:t>
-      </w:r>
-      <w:proofErr w:type="spellStart"/>
-      <w:r>
-        <w:rPr>
-          <w:lang w:val="es-ES"/>
-        </w:rPr>
-        <w:t>qual</w:t>
-      </w:r>
-      <w:proofErr w:type="spellEnd"/>
-      <w:r>
-        <w:rPr>
-          <w:lang w:val="es-ES"/>
-        </w:rPr>
-        <w:t xml:space="preserve"> </w:t>
-      </w:r>
-      <w:proofErr w:type="spellStart"/>
-      <w:r>
-        <w:rPr>
-          <w:lang w:val="es-ES"/>
-        </w:rPr>
-        <w:t>escomençar</w:t>
-      </w:r>
-      <w:proofErr w:type="spellEnd"/>
-      <w:r>
-        <w:rPr>
-          <w:lang w:val="es-ES"/>
-        </w:rPr>
-        <w:t xml:space="preserve"> que tan bien </w:t>
-      </w:r>
-      <w:proofErr w:type="spellStart"/>
-      <w:r>
-        <w:rPr>
-          <w:lang w:val="es-ES"/>
-        </w:rPr>
-        <w:t>començaras</w:t>
-      </w:r>
-      <w:proofErr w:type="spellEnd"/>
-      <w:r>
-        <w:rPr>
-          <w:lang w:val="es-ES"/>
-        </w:rPr>
-        <w:t xml:space="preserve"> en el uno como en el otro pues ve al tercero cuento que son tres fallaras en el cuento de tres que aquel que </w:t>
-      </w:r>
-      <w:proofErr w:type="spellStart"/>
-      <w:r>
-        <w:rPr>
-          <w:lang w:val="es-ES"/>
-        </w:rPr>
-        <w:t>esta</w:t>
-      </w:r>
-      <w:proofErr w:type="spellEnd"/>
-      <w:r>
-        <w:rPr>
-          <w:lang w:val="es-ES"/>
-        </w:rPr>
-        <w:t xml:space="preserve"> en medio faz al uno que sea </w:t>
-      </w:r>
-      <w:proofErr w:type="spellStart"/>
-      <w:r>
-        <w:rPr>
-          <w:lang w:val="es-ES"/>
-        </w:rPr>
-        <w:t>comienço</w:t>
-      </w:r>
-      <w:proofErr w:type="spellEnd"/>
-      <w:r>
-        <w:rPr>
-          <w:lang w:val="es-ES"/>
-        </w:rPr>
-        <w:t xml:space="preserve"> e al otro que sea cabo tal es la </w:t>
-      </w:r>
-      <w:proofErr w:type="spellStart"/>
-      <w:r>
-        <w:rPr>
-          <w:lang w:val="es-ES"/>
-        </w:rPr>
-        <w:t>trenidat</w:t>
-      </w:r>
-      <w:proofErr w:type="spellEnd"/>
-      <w:r>
-        <w:rPr>
-          <w:lang w:val="es-ES"/>
-        </w:rPr>
-        <w:t xml:space="preserve"> ca el padre es </w:t>
-      </w:r>
-      <w:proofErr w:type="spellStart"/>
-      <w:r>
-        <w:rPr>
-          <w:lang w:val="es-ES"/>
-        </w:rPr>
-        <w:t>comienço</w:t>
-      </w:r>
-      <w:proofErr w:type="spellEnd"/>
-      <w:r>
-        <w:rPr>
-          <w:lang w:val="es-ES"/>
-        </w:rPr>
-        <w:t xml:space="preserve"> e el </w:t>
-      </w:r>
-      <w:proofErr w:type="spellStart"/>
-      <w:r>
-        <w:rPr>
-          <w:lang w:val="es-ES"/>
-        </w:rPr>
-        <w:t>espiritu</w:t>
-      </w:r>
-      <w:proofErr w:type="spellEnd"/>
-      <w:r>
-        <w:rPr>
-          <w:lang w:val="es-ES"/>
-        </w:rPr>
-        <w:t xml:space="preserve"> santo es el de medio </w:t>
-      </w:r>
-      <w:proofErr w:type="spellStart"/>
-      <w:r>
-        <w:rPr>
-          <w:lang w:val="es-ES"/>
-        </w:rPr>
-        <w:t>e</w:t>
-      </w:r>
-      <w:proofErr w:type="spellEnd"/>
-      <w:r>
-        <w:rPr>
-          <w:lang w:val="es-ES"/>
-        </w:rPr>
-        <w:t xml:space="preserve"> el fijo es el tercero pues ve </w:t>
-      </w:r>
-      <w:proofErr w:type="spellStart"/>
-      <w:r>
-        <w:rPr>
-          <w:lang w:val="es-ES"/>
-        </w:rPr>
-        <w:t>agora</w:t>
-      </w:r>
-      <w:proofErr w:type="spellEnd"/>
-      <w:r>
-        <w:rPr>
-          <w:lang w:val="es-ES"/>
-        </w:rPr>
-        <w:t xml:space="preserve"> el cuento de </w:t>
-      </w:r>
-      <w:proofErr w:type="spellStart"/>
-      <w:r>
-        <w:rPr>
-          <w:lang w:val="es-ES"/>
-        </w:rPr>
-        <w:t>quatro</w:t>
-      </w:r>
-      <w:proofErr w:type="spellEnd"/>
-      <w:r>
-        <w:rPr>
-          <w:lang w:val="es-ES"/>
-        </w:rPr>
-        <w:t xml:space="preserve"> e fallaras que non puede venir a este cuento ca en el cuento de </w:t>
-      </w:r>
-      <w:proofErr w:type="spellStart"/>
-      <w:r>
-        <w:rPr>
-          <w:lang w:val="es-ES"/>
-        </w:rPr>
-        <w:t>quatro</w:t>
-      </w:r>
-      <w:proofErr w:type="spellEnd"/>
-      <w:r>
-        <w:rPr>
-          <w:lang w:val="es-ES"/>
-        </w:rPr>
-        <w:t xml:space="preserve"> son dos primeros e dos postremeros pues si </w:t>
-      </w:r>
-      <w:proofErr w:type="spellStart"/>
-      <w:r>
-        <w:rPr>
-          <w:lang w:val="es-ES"/>
-        </w:rPr>
-        <w:t>depues</w:t>
-      </w:r>
-      <w:proofErr w:type="spellEnd"/>
-      <w:r>
-        <w:rPr>
-          <w:lang w:val="es-ES"/>
-        </w:rPr>
-        <w:t xml:space="preserve"> quisieres </w:t>
-      </w:r>
-      <w:proofErr w:type="spellStart"/>
-      <w:r>
-        <w:rPr>
-          <w:lang w:val="es-ES"/>
-        </w:rPr>
-        <w:t>fazer</w:t>
-      </w:r>
-      <w:proofErr w:type="spellEnd"/>
-      <w:r>
-        <w:rPr>
-          <w:lang w:val="es-ES"/>
-        </w:rPr>
-        <w:t xml:space="preserve"> medianos </w:t>
-      </w:r>
-      <w:proofErr w:type="spellStart"/>
-      <w:r>
-        <w:rPr>
-          <w:lang w:val="es-ES"/>
-        </w:rPr>
-        <w:t>averas</w:t>
-      </w:r>
-      <w:proofErr w:type="spellEnd"/>
-      <w:r>
-        <w:rPr>
-          <w:lang w:val="es-ES"/>
-        </w:rPr>
-        <w:t xml:space="preserve"> y a poner dos o uno e si </w:t>
-      </w:r>
-      <w:proofErr w:type="spellStart"/>
-      <w:r>
-        <w:rPr>
-          <w:lang w:val="es-ES"/>
-        </w:rPr>
-        <w:t>posieres</w:t>
-      </w:r>
-      <w:proofErr w:type="spellEnd"/>
-      <w:r>
-        <w:rPr>
-          <w:lang w:val="es-ES"/>
-        </w:rPr>
-        <w:t xml:space="preserve"> uno fincaran uno en el </w:t>
-      </w:r>
-      <w:proofErr w:type="spellStart"/>
-      <w:r>
-        <w:rPr>
-          <w:lang w:val="es-ES"/>
-        </w:rPr>
-        <w:t>comienço</w:t>
-      </w:r>
-      <w:proofErr w:type="spellEnd"/>
-      <w:r>
-        <w:rPr>
-          <w:lang w:val="es-ES"/>
-        </w:rPr>
-        <w:t xml:space="preserve"> e dos en el cabo e en esta guisa </w:t>
-      </w:r>
-      <w:proofErr w:type="spellStart"/>
-      <w:r>
-        <w:rPr>
-          <w:lang w:val="es-ES"/>
-        </w:rPr>
-        <w:t>vernia</w:t>
-      </w:r>
-      <w:proofErr w:type="spellEnd"/>
-      <w:r>
-        <w:rPr>
-          <w:lang w:val="es-ES"/>
-        </w:rPr>
-        <w:t xml:space="preserve"> la cuenta desigual ca non </w:t>
-      </w:r>
-      <w:proofErr w:type="spellStart"/>
-      <w:r>
-        <w:rPr>
-          <w:lang w:val="es-ES"/>
-        </w:rPr>
-        <w:t>saberias</w:t>
-      </w:r>
-      <w:proofErr w:type="spellEnd"/>
-      <w:r>
-        <w:rPr>
-          <w:lang w:val="es-ES"/>
-        </w:rPr>
-        <w:t xml:space="preserve"> en </w:t>
-      </w:r>
-      <w:proofErr w:type="spellStart"/>
-      <w:r>
-        <w:rPr>
-          <w:lang w:val="es-ES"/>
-        </w:rPr>
-        <w:t>qual</w:t>
-      </w:r>
-      <w:proofErr w:type="spellEnd"/>
-      <w:r>
-        <w:rPr>
-          <w:lang w:val="es-ES"/>
-        </w:rPr>
-        <w:t xml:space="preserve"> de aquellos dos tomases medio ca si lo tomases en el primero de aquellos dos que </w:t>
-      </w:r>
-      <w:proofErr w:type="spellStart"/>
-      <w:r>
-        <w:rPr>
-          <w:lang w:val="es-ES"/>
-        </w:rPr>
-        <w:t>estan</w:t>
-      </w:r>
-      <w:proofErr w:type="spellEnd"/>
-      <w:r>
-        <w:rPr>
-          <w:lang w:val="es-ES"/>
-        </w:rPr>
-        <w:t xml:space="preserve"> en medio </w:t>
-      </w:r>
-      <w:proofErr w:type="spellStart"/>
-      <w:r>
-        <w:rPr>
-          <w:lang w:val="es-ES"/>
-        </w:rPr>
-        <w:t>fincava</w:t>
-      </w:r>
-      <w:proofErr w:type="spellEnd"/>
-      <w:r>
-        <w:rPr>
-          <w:lang w:val="es-ES"/>
-        </w:rPr>
-        <w:t xml:space="preserve"> el primero en su cabo e dos para encima e </w:t>
-      </w:r>
-      <w:proofErr w:type="spellStart"/>
-      <w:r>
-        <w:rPr>
-          <w:lang w:val="es-ES"/>
-        </w:rPr>
-        <w:t>asi</w:t>
-      </w:r>
-      <w:proofErr w:type="spellEnd"/>
-      <w:r>
-        <w:rPr>
-          <w:lang w:val="es-ES"/>
-        </w:rPr>
-        <w:t xml:space="preserve"> non era la cuenta igual </w:t>
-      </w:r>
-      <w:proofErr w:type="spellStart"/>
-      <w:r>
-        <w:rPr>
-          <w:lang w:val="es-ES"/>
-        </w:rPr>
-        <w:t>e</w:t>
-      </w:r>
-      <w:proofErr w:type="spellEnd"/>
-      <w:r>
-        <w:rPr>
-          <w:lang w:val="es-ES"/>
-        </w:rPr>
-        <w:t xml:space="preserve"> bien </w:t>
-      </w:r>
-      <w:proofErr w:type="spellStart"/>
-      <w:r>
-        <w:rPr>
-          <w:lang w:val="es-ES"/>
-        </w:rPr>
-        <w:t>asi</w:t>
-      </w:r>
-      <w:proofErr w:type="spellEnd"/>
-      <w:r>
-        <w:rPr>
-          <w:lang w:val="es-ES"/>
-        </w:rPr>
-        <w:t xml:space="preserve"> por esta misma </w:t>
-      </w:r>
-      <w:proofErr w:type="spellStart"/>
-      <w:r>
-        <w:rPr>
-          <w:lang w:val="es-ES"/>
-        </w:rPr>
-        <w:t>razon</w:t>
-      </w:r>
-      <w:proofErr w:type="spellEnd"/>
-      <w:r>
-        <w:rPr>
-          <w:lang w:val="es-ES"/>
-        </w:rPr>
-        <w:t xml:space="preserve"> seria </w:t>
-      </w:r>
-      <w:proofErr w:type="spellStart"/>
-      <w:r>
-        <w:rPr>
-          <w:lang w:val="es-ES"/>
-        </w:rPr>
-        <w:t>desigualdat</w:t>
-      </w:r>
-      <w:proofErr w:type="spellEnd"/>
-      <w:r>
-        <w:rPr>
-          <w:lang w:val="es-ES"/>
-        </w:rPr>
-        <w:t xml:space="preserve"> en todos los otros cuentos salvo en este de tres e por eso </w:t>
-      </w:r>
-      <w:proofErr w:type="spellStart"/>
-      <w:r>
-        <w:rPr>
-          <w:lang w:val="es-ES"/>
-        </w:rPr>
-        <w:t>dixo</w:t>
-      </w:r>
-      <w:proofErr w:type="spellEnd"/>
-      <w:r>
-        <w:rPr>
-          <w:lang w:val="es-ES"/>
-        </w:rPr>
-        <w:t xml:space="preserve"> </w:t>
-      </w:r>
-      <w:proofErr w:type="spellStart"/>
-      <w:r>
-        <w:rPr>
-          <w:lang w:val="es-ES"/>
-        </w:rPr>
-        <w:t>Abraan</w:t>
-      </w:r>
-      <w:proofErr w:type="spellEnd"/>
-      <w:r>
-        <w:rPr>
-          <w:lang w:val="es-ES"/>
-        </w:rPr>
-        <w:t xml:space="preserve"> vi tres e uno adore e non </w:t>
-      </w:r>
-      <w:proofErr w:type="spellStart"/>
-      <w:r>
-        <w:rPr>
-          <w:lang w:val="es-ES"/>
-        </w:rPr>
-        <w:t>dezia</w:t>
-      </w:r>
-      <w:proofErr w:type="spellEnd"/>
-      <w:r>
-        <w:rPr>
-          <w:lang w:val="es-ES"/>
-        </w:rPr>
-        <w:t xml:space="preserve"> esto </w:t>
-      </w:r>
-      <w:proofErr w:type="spellStart"/>
-      <w:r>
-        <w:rPr>
-          <w:lang w:val="es-ES"/>
-        </w:rPr>
-        <w:t>Abraan</w:t>
-      </w:r>
-      <w:proofErr w:type="spellEnd"/>
-      <w:r>
-        <w:rPr>
-          <w:lang w:val="es-ES"/>
-        </w:rPr>
-        <w:t xml:space="preserve"> por </w:t>
-      </w:r>
-      <w:proofErr w:type="spellStart"/>
-      <w:r>
-        <w:rPr>
-          <w:lang w:val="es-ES"/>
-        </w:rPr>
-        <w:t>qu</w:t>
-      </w:r>
-      <w:proofErr w:type="spellEnd"/>
-      <w:r>
-        <w:rPr>
-          <w:lang w:val="es-ES"/>
-        </w:rPr>
-        <w:t xml:space="preserve"> el preciase aquel uno e despreciase a los otros </w:t>
-      </w:r>
-      <w:proofErr w:type="spellStart"/>
-      <w:r>
-        <w:rPr>
-          <w:lang w:val="es-ES"/>
-        </w:rPr>
-        <w:t>mas</w:t>
-      </w:r>
-      <w:proofErr w:type="spellEnd"/>
-      <w:r>
-        <w:rPr>
-          <w:lang w:val="es-ES"/>
-        </w:rPr>
-        <w:t xml:space="preserve"> adorando a uno </w:t>
-      </w:r>
-      <w:proofErr w:type="spellStart"/>
-      <w:r>
-        <w:rPr>
-          <w:lang w:val="es-ES"/>
-        </w:rPr>
-        <w:t>adorava</w:t>
-      </w:r>
-      <w:proofErr w:type="spellEnd"/>
-      <w:r>
-        <w:rPr>
-          <w:lang w:val="es-ES"/>
-        </w:rPr>
-        <w:t xml:space="preserve"> a todos tres </w:t>
-      </w:r>
-      <w:proofErr w:type="spellStart"/>
-      <w:r>
-        <w:rPr>
-          <w:lang w:val="es-ES"/>
-        </w:rPr>
-        <w:t>asi</w:t>
-      </w:r>
-      <w:proofErr w:type="spellEnd"/>
-      <w:r>
-        <w:rPr>
-          <w:lang w:val="es-ES"/>
-        </w:rPr>
-        <w:t xml:space="preserve"> como la </w:t>
-      </w:r>
-      <w:proofErr w:type="spellStart"/>
-      <w:r>
-        <w:rPr>
-          <w:lang w:val="es-ES"/>
-        </w:rPr>
-        <w:t>trinidat</w:t>
-      </w:r>
-      <w:proofErr w:type="spellEnd"/>
-      <w:r>
-        <w:rPr>
-          <w:lang w:val="es-ES"/>
-        </w:rPr>
-        <w:t xml:space="preserve"> de tres personas se encierra todo en un dios ca el padre es </w:t>
-      </w:r>
-      <w:proofErr w:type="spellStart"/>
-      <w:r>
-        <w:rPr>
-          <w:lang w:val="es-ES"/>
-        </w:rPr>
-        <w:t>fazedor</w:t>
-      </w:r>
-      <w:proofErr w:type="spellEnd"/>
-      <w:r>
-        <w:rPr>
-          <w:lang w:val="es-ES"/>
-        </w:rPr>
-        <w:t xml:space="preserve"> e criador e </w:t>
-      </w:r>
-      <w:proofErr w:type="spellStart"/>
-      <w:r>
-        <w:rPr>
-          <w:lang w:val="es-ES"/>
-        </w:rPr>
-        <w:t>comienço</w:t>
-      </w:r>
-      <w:proofErr w:type="spellEnd"/>
-      <w:r>
-        <w:rPr>
-          <w:lang w:val="es-ES"/>
-        </w:rPr>
-        <w:t xml:space="preserve"> de todo e el fijo es </w:t>
-      </w:r>
-      <w:proofErr w:type="spellStart"/>
-      <w:r>
-        <w:rPr>
-          <w:lang w:val="es-ES"/>
-        </w:rPr>
-        <w:t>redemidor</w:t>
-      </w:r>
-      <w:proofErr w:type="spellEnd"/>
-      <w:r>
-        <w:rPr>
-          <w:lang w:val="es-ES"/>
-        </w:rPr>
-        <w:t xml:space="preserve"> e salvador del mundo </w:t>
-      </w:r>
-      <w:proofErr w:type="spellStart"/>
-      <w:r>
-        <w:rPr>
-          <w:lang w:val="es-ES"/>
-        </w:rPr>
-        <w:t>e</w:t>
-      </w:r>
-      <w:proofErr w:type="spellEnd"/>
-      <w:r>
-        <w:rPr>
-          <w:lang w:val="es-ES"/>
-        </w:rPr>
-        <w:t xml:space="preserve"> el </w:t>
-      </w:r>
-      <w:proofErr w:type="spellStart"/>
-      <w:r>
-        <w:rPr>
-          <w:lang w:val="es-ES"/>
-        </w:rPr>
-        <w:t>espiritu</w:t>
-      </w:r>
-      <w:proofErr w:type="spellEnd"/>
-      <w:r>
-        <w:rPr>
-          <w:lang w:val="es-ES"/>
-        </w:rPr>
-        <w:t xml:space="preserve"> santo es </w:t>
-      </w:r>
-      <w:proofErr w:type="spellStart"/>
-      <w:r>
-        <w:rPr>
-          <w:lang w:val="es-ES"/>
-        </w:rPr>
-        <w:t>alunbrador</w:t>
-      </w:r>
-      <w:proofErr w:type="spellEnd"/>
-      <w:r>
-        <w:rPr>
-          <w:lang w:val="es-ES"/>
-        </w:rPr>
-        <w:t xml:space="preserve"> e guardador e guiador de todas las cosas e </w:t>
-      </w:r>
-      <w:proofErr w:type="spellStart"/>
-      <w:r>
-        <w:rPr>
-          <w:lang w:val="es-ES"/>
-        </w:rPr>
-        <w:t>qual</w:t>
-      </w:r>
-      <w:proofErr w:type="spellEnd"/>
-      <w:r>
-        <w:rPr>
-          <w:lang w:val="es-ES"/>
-        </w:rPr>
-        <w:t xml:space="preserve"> es el uno e atal es el otro e por eso se encierran en un dios la </w:t>
-      </w:r>
-      <w:proofErr w:type="spellStart"/>
-      <w:r>
-        <w:rPr>
-          <w:lang w:val="es-ES"/>
-        </w:rPr>
-        <w:t>trinidat</w:t>
-      </w:r>
-      <w:proofErr w:type="spellEnd"/>
-      <w:r>
-        <w:rPr>
+          <w:rFonts w:ascii="Brill" w:hAnsi="Brill"/>
           <w:lang w:val="es-ES"/>
         </w:rPr>
         <w:t xml:space="preserve"> de la cuenta de tres personas</w:t>
@@ -922,7 +851,7 @@
 </file>
 
 <file path=word/styles.xml><?xml version="1.0" encoding="utf-8"?>
-<w:styles xmlns:mc="http://schemas.openxmlformats.org/markup-compatibility/2006" xmlns:r="http://schemas.openxmlformats.org/officeDocument/2006/relationships" xmlns:w="http://schemas.openxmlformats.org/wordprocessingml/2006/main" xmlns:w14="http://schemas.microsoft.com/office/word/2010/wordml" xmlns:w15="http://schemas.microsoft.com/office/word/2012/wordml" xmlns:w16cex="http://schemas.microsoft.com/office/word/2018/wordml/cex" xmlns:w16cid="http://schemas.microsoft.com/office/word/2016/wordml/cid" xmlns:w16="http://schemas.microsoft.com/office/word/2018/wordml" xmlns:w16sdtdh="http://schemas.microsoft.com/office/word/2020/wordml/sdtdatahash" xmlns:w16se="http://schemas.microsoft.com/office/word/2015/wordml/symex" mc:Ignorable="w14 w15 w16se w16cid w16 w16cex w16sdtdh">
+<w:styles xmlns:mc="http://schemas.openxmlformats.org/markup-compatibility/2006" xmlns:r="http://schemas.openxmlformats.org/officeDocument/2006/relationships" xmlns:w="http://schemas.openxmlformats.org/wordprocessingml/2006/main" xmlns:w14="http://schemas.microsoft.com/office/word/2010/wordml" xmlns:w15="http://schemas.microsoft.com/office/word/2012/wordml" xmlns:w16cex="http://schemas.microsoft.com/office/word/2018/wordml/cex" xmlns:w16cid="http://schemas.microsoft.com/office/word/2016/wordml/cid" xmlns:w16="http://schemas.microsoft.com/office/word/2018/wordml" xmlns:w16du="http://schemas.microsoft.com/office/word/2023/wordml/word16du" xmlns:w16sdtdh="http://schemas.microsoft.com/office/word/2020/wordml/sdtdatahash" xmlns:w16sdtfl="http://schemas.microsoft.com/office/word/2024/wordml/sdtformatlock" xmlns:w16se="http://schemas.microsoft.com/office/word/2015/wordml/symex" mc:Ignorable="w14 w15 w16se w16cid w16 w16cex w16sdtdh w16sdtfl w16du">
   <w:docDefaults>
     <w:rPrDefault>
       <w:rPr>
